--- a/_site/operating-system/2022-05-12-gestionar-versiones-de-jdk-en-kubuntu/index.docx
+++ b/_site/operating-system/2022-05-12-gestionar-versiones-de-jdk-en-kubuntu/index.docx
@@ -44,7 +44,7 @@
         <w:t xml:space="preserve"> </w:t>
       </w:r>
     </w:p>
-    <w:bookmarkStart w:id="20" w:name="title"/>
+    <w:bookmarkStart w:id="22" w:name="title"/>
     <w:p>
       <w:pPr>
         <w:pStyle w:val="Heading1"/>
@@ -93,8 +93,8 @@
         <w:t xml:space="preserve"> </w:t>
       </w:r>
     </w:p>
-    <w:bookmarkEnd w:id="20"/>
-    <w:bookmarkStart w:id="24" w:name="author-note"/>
+    <w:bookmarkEnd w:id="22"/>
+    <w:bookmarkStart w:id="26" w:name="author-note"/>
     <w:p>
       <w:pPr>
         <w:pStyle w:val="Heading1"/>
@@ -113,15 +113,15 @@
       <w:r>
         <w:t xml:space="preserve"> </w:t>
       </w:r>
-      <w:bookmarkStart w:id="21" w:name="orchid"/>
+      <w:bookmarkStart w:id="23" w:name="orchid"/>
       <w:r>
         <w:t xml:space="preserve">Orcid ID Logo: A green circle with white letters ID</w:t>
       </w:r>
-      <w:bookmarkEnd w:id="21"/>
+      <w:bookmarkEnd w:id="23"/>
       <w:r>
         <w:t xml:space="preserve"> </w:t>
       </w:r>
-      <w:hyperlink r:id="rId22">
+      <w:hyperlink r:id="rId24">
         <w:r>
           <w:rPr>
             <w:rStyle w:val="Hyperlink"/>
@@ -160,7 +160,7 @@
         <w:t xml:space="preserve">: </w:t>
       </w:r>
       <w:r>
-        <w:t xml:space="preserve">conceptualización y redacción</w:t>
+        <w:t xml:space="preserve">conceptualización, metodología, análisis formal, investigación, recursos, curación de datos, redacción, visualización, supervisión, y administración del proyecto</w:t>
       </w:r>
     </w:p>
     <w:p>
@@ -168,12 +168,12 @@
         <w:pStyle w:val="BodyText"/>
       </w:pPr>
       <w:r>
-        <w:t xml:space="preserve">La correspondencia relativa a este artículo debe dirigirse a Edison Achalma, Escuela Profesional de Economía, Universidad Nacional de San Cristóbal de Huamanga, Ayacucho, AYA, Perú, Email:</w:t>
+        <w:t xml:space="preserve">La correspondencia relativa a este artículo debe dirigirse a Edison Achalma, Escuela Profesional de Economía, Universidad Nacional de San Cristóbal de Huamanga, Portal Independencia N° 57, Ayacucho, AYA 5001, Perú, Email:</w:t>
       </w:r>
       <w:r>
         <w:t xml:space="preserve"> </w:t>
       </w:r>
-      <w:hyperlink r:id="rId23">
+      <w:hyperlink r:id="rId25">
         <w:r>
           <w:rPr>
             <w:rStyle w:val="Hyperlink"/>
@@ -187,8 +187,8 @@
         <w:br w:type="page"/>
       </w:r>
     </w:p>
-    <w:bookmarkEnd w:id="24"/>
-    <w:bookmarkStart w:id="25" w:name="abstract"/>
+    <w:bookmarkEnd w:id="26"/>
+    <w:bookmarkStart w:id="27" w:name="abstract"/>
     <w:p>
       <w:pPr>
         <w:pStyle w:val="Heading1"/>
@@ -225,8 +225,8 @@
         <w:br w:type="page"/>
       </w:r>
     </w:p>
-    <w:bookmarkEnd w:id="25"/>
-    <w:bookmarkStart w:id="26" w:name="firstheader"/>
+    <w:bookmarkEnd w:id="27"/>
+    <w:bookmarkStart w:id="28" w:name="firstheader"/>
     <w:p>
       <w:pPr>
         <w:pStyle w:val="Heading1"/>
@@ -1026,8 +1026,8 @@
         <w:t xml:space="preserve">Estas herramientas y comandos te permitirán gestionar tus versiones de JDK en Kubuntu de manera eficiente, aunque para tareas más complejas o si tienes muchas versiones, SDKMAN! puede ser tu mejor aliado.</w:t>
       </w:r>
     </w:p>
-    <w:bookmarkEnd w:id="26"/>
-    <w:bookmarkStart w:id="61" w:name="publicaciones-similares"/>
+    <w:bookmarkEnd w:id="28"/>
+    <w:bookmarkStart w:id="71" w:name="publicaciones-similares"/>
     <w:p>
       <w:pPr>
         <w:pStyle w:val="Heading1"/>
@@ -1052,11 +1052,11 @@
           <w:numId w:val="1009"/>
         </w:numPr>
       </w:pPr>
-      <w:hyperlink r:id="rId27"/>
+      <w:hyperlink r:id="rId29"/>
       <w:r>
         <w:t xml:space="preserve"> </w:t>
       </w:r>
-      <w:hyperlink r:id="rId28">
+      <w:hyperlink r:id="rId30">
         <w:r>
           <w:rPr>
             <w:rStyle w:val="Hyperlink"/>
@@ -1073,11 +1073,11 @@
           <w:numId w:val="1009"/>
         </w:numPr>
       </w:pPr>
-      <w:hyperlink r:id="rId29"/>
+      <w:hyperlink r:id="rId31"/>
       <w:r>
         <w:t xml:space="preserve"> </w:t>
       </w:r>
-      <w:hyperlink r:id="rId30">
+      <w:hyperlink r:id="rId32">
         <w:r>
           <w:rPr>
             <w:rStyle w:val="Hyperlink"/>
@@ -1094,11 +1094,11 @@
           <w:numId w:val="1009"/>
         </w:numPr>
       </w:pPr>
-      <w:hyperlink r:id="rId31"/>
+      <w:hyperlink r:id="rId33"/>
       <w:r>
         <w:t xml:space="preserve"> </w:t>
       </w:r>
-      <w:hyperlink r:id="rId32">
+      <w:hyperlink r:id="rId34">
         <w:r>
           <w:rPr>
             <w:rStyle w:val="Hyperlink"/>
@@ -1115,16 +1115,16 @@
           <w:numId w:val="1009"/>
         </w:numPr>
       </w:pPr>
-      <w:hyperlink r:id="rId33"/>
+      <w:hyperlink r:id="rId35"/>
       <w:r>
         <w:t xml:space="preserve"> </w:t>
       </w:r>
-      <w:hyperlink r:id="rId34">
+      <w:hyperlink r:id="rId36">
         <w:r>
           <w:rPr>
             <w:rStyle w:val="Hyperlink"/>
           </w:rPr>
-          <w:t xml:space="preserve">Usando Apk En Windown 11</w:t>
+          <w:t xml:space="preserve">Scrcpy</w:t>
         </w:r>
       </w:hyperlink>
     </w:p>
@@ -1136,11 +1136,11 @@
           <w:numId w:val="1009"/>
         </w:numPr>
       </w:pPr>
-      <w:hyperlink r:id="rId35"/>
+      <w:hyperlink r:id="rId37"/>
       <w:r>
         <w:t xml:space="preserve"> </w:t>
       </w:r>
-      <w:hyperlink r:id="rId36">
+      <w:hyperlink r:id="rId38">
         <w:r>
           <w:rPr>
             <w:rStyle w:val="Hyperlink"/>
@@ -1157,11 +1157,11 @@
           <w:numId w:val="1009"/>
         </w:numPr>
       </w:pPr>
-      <w:hyperlink r:id="rId37"/>
+      <w:hyperlink r:id="rId39"/>
       <w:r>
         <w:t xml:space="preserve"> </w:t>
       </w:r>
-      <w:hyperlink r:id="rId38">
+      <w:hyperlink r:id="rId40">
         <w:r>
           <w:rPr>
             <w:rStyle w:val="Hyperlink"/>
@@ -1178,11 +1178,11 @@
           <w:numId w:val="1009"/>
         </w:numPr>
       </w:pPr>
-      <w:hyperlink r:id="rId39"/>
+      <w:hyperlink r:id="rId41"/>
       <w:r>
         <w:t xml:space="preserve"> </w:t>
       </w:r>
-      <w:hyperlink r:id="rId40">
+      <w:hyperlink r:id="rId42">
         <w:r>
           <w:rPr>
             <w:rStyle w:val="Hyperlink"/>
@@ -1199,11 +1199,11 @@
           <w:numId w:val="1009"/>
         </w:numPr>
       </w:pPr>
-      <w:hyperlink r:id="rId41"/>
+      <w:hyperlink r:id="rId43"/>
       <w:r>
         <w:t xml:space="preserve"> </w:t>
       </w:r>
-      <w:hyperlink r:id="rId42">
+      <w:hyperlink r:id="rId44">
         <w:r>
           <w:rPr>
             <w:rStyle w:val="Hyperlink"/>
@@ -1220,11 +1220,11 @@
           <w:numId w:val="1009"/>
         </w:numPr>
       </w:pPr>
-      <w:hyperlink r:id="rId43"/>
+      <w:hyperlink r:id="rId45"/>
       <w:r>
         <w:t xml:space="preserve"> </w:t>
       </w:r>
-      <w:hyperlink r:id="rId44">
+      <w:hyperlink r:id="rId46">
         <w:r>
           <w:rPr>
             <w:rStyle w:val="Hyperlink"/>
@@ -1241,11 +1241,11 @@
           <w:numId w:val="1009"/>
         </w:numPr>
       </w:pPr>
-      <w:hyperlink r:id="rId45"/>
+      <w:hyperlink r:id="rId47"/>
       <w:r>
         <w:t xml:space="preserve"> </w:t>
       </w:r>
-      <w:hyperlink r:id="rId46">
+      <w:hyperlink r:id="rId48">
         <w:r>
           <w:rPr>
             <w:rStyle w:val="Hyperlink"/>
@@ -1262,11 +1262,11 @@
           <w:numId w:val="1009"/>
         </w:numPr>
       </w:pPr>
-      <w:hyperlink r:id="rId47"/>
+      <w:hyperlink r:id="rId49"/>
       <w:r>
         <w:t xml:space="preserve"> </w:t>
       </w:r>
-      <w:hyperlink r:id="rId48">
+      <w:hyperlink r:id="rId50">
         <w:r>
           <w:rPr>
             <w:rStyle w:val="Hyperlink"/>
@@ -1283,11 +1283,11 @@
           <w:numId w:val="1009"/>
         </w:numPr>
       </w:pPr>
-      <w:hyperlink r:id="rId49"/>
+      <w:hyperlink r:id="rId51"/>
       <w:r>
         <w:t xml:space="preserve"> </w:t>
       </w:r>
-      <w:hyperlink r:id="rId50">
+      <w:hyperlink r:id="rId52">
         <w:r>
           <w:rPr>
             <w:rStyle w:val="Hyperlink"/>
@@ -1304,11 +1304,11 @@
           <w:numId w:val="1009"/>
         </w:numPr>
       </w:pPr>
-      <w:hyperlink r:id="rId51"/>
+      <w:hyperlink r:id="rId53"/>
       <w:r>
         <w:t xml:space="preserve"> </w:t>
       </w:r>
-      <w:hyperlink r:id="rId52">
+      <w:hyperlink r:id="rId54">
         <w:r>
           <w:rPr>
             <w:rStyle w:val="Hyperlink"/>
@@ -1325,11 +1325,11 @@
           <w:numId w:val="1009"/>
         </w:numPr>
       </w:pPr>
-      <w:hyperlink r:id="rId53"/>
+      <w:hyperlink r:id="rId55"/>
       <w:r>
         <w:t xml:space="preserve"> </w:t>
       </w:r>
-      <w:hyperlink r:id="rId54">
+      <w:hyperlink r:id="rId56">
         <w:r>
           <w:rPr>
             <w:rStyle w:val="Hyperlink"/>
@@ -1346,11 +1346,11 @@
           <w:numId w:val="1009"/>
         </w:numPr>
       </w:pPr>
-      <w:hyperlink r:id="rId55"/>
+      <w:hyperlink r:id="rId57"/>
       <w:r>
         <w:t xml:space="preserve"> </w:t>
       </w:r>
-      <w:hyperlink r:id="rId56">
+      <w:hyperlink r:id="rId58">
         <w:r>
           <w:rPr>
             <w:rStyle w:val="Hyperlink"/>
@@ -1367,11 +1367,11 @@
           <w:numId w:val="1009"/>
         </w:numPr>
       </w:pPr>
-      <w:hyperlink r:id="rId57"/>
+      <w:hyperlink r:id="rId59"/>
       <w:r>
         <w:t xml:space="preserve"> </w:t>
       </w:r>
-      <w:hyperlink r:id="rId58">
+      <w:hyperlink r:id="rId60">
         <w:r>
           <w:rPr>
             <w:rStyle w:val="Hyperlink"/>
@@ -1388,11 +1388,11 @@
           <w:numId w:val="1009"/>
         </w:numPr>
       </w:pPr>
-      <w:hyperlink r:id="rId59"/>
+      <w:hyperlink r:id="rId61"/>
       <w:r>
         <w:t xml:space="preserve"> </w:t>
       </w:r>
-      <w:hyperlink r:id="rId60">
+      <w:hyperlink r:id="rId62">
         <w:r>
           <w:rPr>
             <w:rStyle w:val="Hyperlink"/>
@@ -1403,20 +1403,104 @@
     </w:p>
     <w:p>
       <w:pPr>
+        <w:pStyle w:val="Compact"/>
+        <w:numPr>
+          <w:ilvl w:val="0"/>
+          <w:numId w:val="1009"/>
+        </w:numPr>
+      </w:pPr>
+      <w:hyperlink r:id="rId63"/>
+      <w:r>
+        <w:t xml:space="preserve"> </w:t>
+      </w:r>
+      <w:hyperlink r:id="rId64">
+        <w:r>
+          <w:rPr>
+            <w:rStyle w:val="Hyperlink"/>
+          </w:rPr>
+          <w:t xml:space="preserve">Guia De Ranger</w:t>
+        </w:r>
+      </w:hyperlink>
+    </w:p>
+    <w:p>
+      <w:pPr>
+        <w:pStyle w:val="Compact"/>
+        <w:numPr>
+          <w:ilvl w:val="0"/>
+          <w:numId w:val="1009"/>
+        </w:numPr>
+      </w:pPr>
+      <w:hyperlink r:id="rId65"/>
+      <w:r>
+        <w:t xml:space="preserve"> </w:t>
+      </w:r>
+      <w:hyperlink r:id="rId66">
+        <w:r>
+          <w:rPr>
+            <w:rStyle w:val="Hyperlink"/>
+          </w:rPr>
+          <w:t xml:space="preserve">Guia De Kitty Terminal</w:t>
+        </w:r>
+      </w:hyperlink>
+    </w:p>
+    <w:p>
+      <w:pPr>
+        <w:pStyle w:val="Compact"/>
+        <w:numPr>
+          <w:ilvl w:val="0"/>
+          <w:numId w:val="1009"/>
+        </w:numPr>
+      </w:pPr>
+      <w:hyperlink r:id="rId67"/>
+      <w:r>
+        <w:t xml:space="preserve"> </w:t>
+      </w:r>
+      <w:hyperlink r:id="rId68">
+        <w:r>
+          <w:rPr>
+            <w:rStyle w:val="Hyperlink"/>
+          </w:rPr>
+          <w:t xml:space="preserve">Guia De Positron Ide</w:t>
+        </w:r>
+      </w:hyperlink>
+    </w:p>
+    <w:p>
+      <w:pPr>
+        <w:pStyle w:val="Compact"/>
+        <w:numPr>
+          <w:ilvl w:val="0"/>
+          <w:numId w:val="1009"/>
+        </w:numPr>
+      </w:pPr>
+      <w:hyperlink r:id="rId69"/>
+      <w:r>
+        <w:t xml:space="preserve"> </w:t>
+      </w:r>
+      <w:hyperlink r:id="rId70">
+        <w:r>
+          <w:rPr>
+            <w:rStyle w:val="Hyperlink"/>
+          </w:rPr>
+          <w:t xml:space="preserve">Guia De Rsync</w:t>
+        </w:r>
+      </w:hyperlink>
+    </w:p>
+    <w:p>
+      <w:pPr>
         <w:pStyle w:val="FirstParagraph"/>
       </w:pPr>
       <w:r>
         <w:t xml:space="preserve">Esperamos que encuentres estas publicaciones igualmente interesantes y útiles. ¡Disfruta de la lectura!</w:t>
       </w:r>
     </w:p>
-    <w:bookmarkEnd w:id="61"/>
+    <w:bookmarkEnd w:id="71"/>
     <w:sectPr>
-      <w:headerReference r:id="rId9" w:type="even"/>
-      <w:headerReference r:id="rId11" w:type="default"/>
-      <w:footerReference r:id="rId14" w:type="even"/>
-      <w:footerReference r:id="rId13" w:type="default"/>
-      <w:headerReference r:id="rId10" w:type="first"/>
-      <w:footerReference r:id="rId12" w:type="first"/>
+      <w:headerReference r:id="rId8" w:type="even"/>
+      <w:headerReference r:id="rId9" w:type="default"/>
+      <w:footerReference r:id="rId10" w:type="even"/>
+      <w:footerReference r:id="rId11" w:type="default"/>
+      <w:headerReference r:id="rId12" w:type="first"/>
+      <w:footerReference r:id="rId13" w:type="first"/>
       <w:pgSz w:h="15840" w:w="12240"/>
       <w:pgMar w:bottom="1440" w:footer="720" w:gutter="0" w:header="720" w:left="1440" w:right="1440" w:top="1440"/>
       <w:cols w:space="720"/>
